--- a/Sprawozdanie_Tydz_3.docx
+++ b/Sprawozdanie_Tydz_3.docx
@@ -1,6 +1,6 @@
 
 <file path=word/document.xml><?xml version="1.0" encoding="utf-8"?>
-<w:document xmlns:wpc="http://schemas.microsoft.com/office/word/2010/wordprocessingCanvas" xmlns:cx="http://schemas.microsoft.com/office/drawing/2014/chartex" xmlns:cx1="http://schemas.microsoft.com/office/drawing/2015/9/8/chartex" xmlns:cx2="http://schemas.microsoft.com/office/drawing/2015/10/21/chartex" xmlns:cx3="http://schemas.microsoft.com/office/drawing/2016/5/9/chartex" xmlns:cx4="http://schemas.microsoft.com/office/drawing/2016/5/10/chartex" xmlns:cx5="http://schemas.microsoft.com/office/drawing/2016/5/11/chartex" xmlns:cx6="http://schemas.microsoft.com/office/drawing/2016/5/12/chartex" xmlns:cx7="http://schemas.microsoft.com/office/drawing/2016/5/13/chartex" xmlns:cx8="http://schemas.microsoft.com/office/drawing/2016/5/14/chartex" xmlns:mc="http://schemas.openxmlformats.org/markup-compatibility/2006" xmlns:aink="http://schemas.microsoft.com/office/drawing/2016/ink" xmlns:am3d="http://schemas.microsoft.com/office/drawing/2017/model3d" xmlns:o="urn:schemas-microsoft-com:office:office" xmlns:oel="http://schemas.microsoft.com/office/2019/extlst" xmlns:r="http://schemas.openxmlformats.org/officeDocument/2006/relationships" xmlns:m="http://schemas.openxmlformats.org/officeDocument/2006/math" xmlns:v="urn:schemas-microsoft-com:vml" xmlns:wp14="http://schemas.microsoft.com/office/word/2010/wordprocessingDrawing" xmlns:wp="http://schemas.openxmlformats.org/drawingml/2006/wordprocessingDrawing" xmlns:w10="urn:schemas-microsoft-com:office:word" xmlns:w="http://schemas.openxmlformats.org/wordprocessingml/2006/main" xmlns:w14="http://schemas.microsoft.com/office/word/2010/wordml" xmlns:w15="http://schemas.microsoft.com/office/word/2012/wordml" xmlns:w16cex="http://schemas.microsoft.com/office/word/2018/wordml/cex" xmlns:w16cid="http://schemas.microsoft.com/office/word/2016/wordml/cid" xmlns:w16="http://schemas.microsoft.com/office/word/2018/wordml" xmlns:w16du="http://schemas.microsoft.com/office/word/2023/wordml/word16du" xmlns:w16sdtdh="http://schemas.microsoft.com/office/word/2020/wordml/sdtdatahash" xmlns:w16sdtfl="http://schemas.microsoft.com/office/word/2024/wordml/sdtformatlock" xmlns:w16se="http://schemas.microsoft.com/office/word/2015/wordml/symex" xmlns:wpg="http://schemas.microsoft.com/office/word/2010/wordprocessingGroup" xmlns:wpi="http://schemas.microsoft.com/office/word/2010/wordprocessingInk" xmlns:wne="http://schemas.microsoft.com/office/word/2006/wordml" xmlns:wps="http://schemas.microsoft.com/office/word/2010/wordprocessingShape" mc:Ignorable="w14 w15 w16se w16cid w16 w16cex w16sdtdh w16sdtfl w16du wp14">
+<w:document xmlns:wpc="http://schemas.microsoft.com/office/word/2010/wordprocessingCanvas" xmlns:cx="http://schemas.microsoft.com/office/drawing/2014/chartex" xmlns:cx1="http://schemas.microsoft.com/office/drawing/2015/9/8/chartex" xmlns:cx2="http://schemas.microsoft.com/office/drawing/2015/10/21/chartex" xmlns:cx3="http://schemas.microsoft.com/office/drawing/2016/5/9/chartex" xmlns:cx4="http://schemas.microsoft.com/office/drawing/2016/5/10/chartex" xmlns:cx5="http://schemas.microsoft.com/office/drawing/2016/5/11/chartex" xmlns:cx6="http://schemas.microsoft.com/office/drawing/2016/5/12/chartex" xmlns:cx7="http://schemas.microsoft.com/office/drawing/2016/5/13/chartex" xmlns:cx8="http://schemas.microsoft.com/office/drawing/2016/5/14/chartex" xmlns:mc="http://schemas.openxmlformats.org/markup-compatibility/2006" xmlns:aink="http://schemas.microsoft.com/office/drawing/2016/ink" xmlns:am3d="http://schemas.microsoft.com/office/drawing/2017/model3d" xmlns:o="urn:schemas-microsoft-com:office:office" xmlns:r="http://schemas.openxmlformats.org/officeDocument/2006/relationships" xmlns:m="http://schemas.openxmlformats.org/officeDocument/2006/math" xmlns:v="urn:schemas-microsoft-com:vml" xmlns:wp14="http://schemas.microsoft.com/office/word/2010/wordprocessingDrawing" xmlns:wp="http://schemas.openxmlformats.org/drawingml/2006/wordprocessingDrawing" xmlns:w10="urn:schemas-microsoft-com:office:word" xmlns:w="http://schemas.openxmlformats.org/wordprocessingml/2006/main" xmlns:w14="http://schemas.microsoft.com/office/word/2010/wordml" xmlns:w15="http://schemas.microsoft.com/office/word/2012/wordml" xmlns:w16cex="http://schemas.microsoft.com/office/word/2018/wordml/cex" xmlns:w16cid="http://schemas.microsoft.com/office/word/2016/wordml/cid" xmlns:w16="http://schemas.microsoft.com/office/word/2018/wordml" xmlns:w16sdtdh="http://schemas.microsoft.com/office/word/2020/wordml/sdtdatahash" xmlns:w16se="http://schemas.microsoft.com/office/word/2015/wordml/symex" xmlns:wpg="http://schemas.microsoft.com/office/word/2010/wordprocessingGroup" xmlns:wpi="http://schemas.microsoft.com/office/word/2010/wordprocessingInk" xmlns:wne="http://schemas.microsoft.com/office/word/2006/wordml" xmlns:wps="http://schemas.microsoft.com/office/word/2010/wordprocessingShape" mc:Ignorable="w14 w15 w16se w16cid w16 w16cex w16sdtdh wp14">
   <w:body>
     <w:p/>
     <w:p/>
@@ -31,7 +31,7 @@
                 <w:noProof/>
               </w:rPr>
               <w:drawing>
-                <wp:inline distT="0" distB="0" distL="0" distR="0" wp14:anchorId="57A1A196" wp14:editId="2166DEA3">
+                <wp:inline distT="0" distB="0" distL="0" distR="0" wp14:anchorId="7A34E3B5" wp14:editId="5A1093F5">
                   <wp:extent cx="785509" cy="723900"/>
                   <wp:effectExtent l="0" t="0" r="0" b="0"/>
                   <wp:docPr id="831875651" name="Obraz 1" descr="Wydział Inżynierii Metali i Informatyki Przemysłowej – Historia AGH"/>
@@ -48,7 +48,7 @@
                           </pic:cNvPicPr>
                         </pic:nvPicPr>
                         <pic:blipFill>
-                          <a:blip r:embed="rId5">
+                          <a:blip r:embed="rId6">
                             <a:extLst>
                               <a:ext uri="{28A0092B-C50C-407E-A947-70E740481C1C}">
                                 <a14:useLocalDpi xmlns:a14="http://schemas.microsoft.com/office/drawing/2010/main" val="0"/>
@@ -177,7 +177,7 @@
                 <w:b/>
                 <w:bCs/>
               </w:rPr>
-              <w:t xml:space="preserve">Agenci i ich zachowania w środowisku JADE</w:t>
+              <w:t>Agenci i ich zachowania w środowisku JADE</w:t>
             </w:r>
           </w:p>
         </w:tc>
@@ -194,7 +194,7 @@
           </w:tcPr>
           <w:p>
             <w:r>
-              <w:t xml:space="preserve">Data wykonania: 27.10.2026</w:t>
+              <w:t>Data wykonania: 27.10.2026</w:t>
             </w:r>
           </w:p>
         </w:tc>
@@ -222,7 +222,7 @@
         </w:numPr>
       </w:pPr>
       <w:r>
-        <w:t xml:space="preserve">Utwórz klasę agenta klasa_1, który na samym początku wypisuje „startuję”, a przed swoim usunięciem wypisuje „zaraz się usunę”.</w:t>
+        <w:t>Utwórz klasę agenta klasa_1, który na samym początku wypisuje „startuję”, a przed swoim usunięciem wypisuje „zaraz się usunę”.</w:t>
       </w:r>
     </w:p>
     <w:p>
@@ -241,7 +241,7 @@
           <w:noProof/>
         </w:rPr>
         <w:drawing>
-          <wp:inline distT="0" distB="0" distL="0" distR="0">
+          <wp:inline distT="0" distB="0" distL="0" distR="0" wp14:anchorId="49090BEC" wp14:editId="7B1B487A">
             <wp:extent cx="5120640" cy="1889016"/>
             <wp:effectExtent l="0" t="0" r="0" b="0"/>
             <wp:docPr id="1001" name="klasa1.png"/>
@@ -256,7 +256,7 @@
                     <pic:cNvPicPr/>
                   </pic:nvPicPr>
                   <pic:blipFill>
-                    <a:blip r:embed="rIdShot1"/>
+                    <a:blip r:embed="rId7"/>
                     <a:stretch>
                       <a:fillRect/>
                     </a:stretch>
@@ -292,7 +292,14 @@
           <w:i/>
           <w:iCs/>
         </w:rPr>
-        <w:t xml:space="preserve">Rys. 1. Informacje z konsoli</w:t>
+        <w:t>Rys. 1. Informacje z konsoli</w:t>
+      </w:r>
+      <w:r>
+        <w:rPr>
+          <w:i/>
+          <w:iCs/>
+        </w:rPr>
+        <w:t xml:space="preserve"> klasa_1</w:t>
       </w:r>
     </w:p>
     <w:p>
@@ -306,7 +313,10 @@
         <w:jc w:val="both"/>
       </w:pPr>
       <w:r>
-        <w:t xml:space="preserve">Po uruchomieniu agent wykonał metodę setup(), która wypisała „startuję” i wywołała doDelete(). Przed usunięciem agenta platforma JADE wywołała metodę takeDown(), dlatego w konsoli pojawił się komunikat „zaraz się usunę”.</w:t>
+        <w:t>Po uruchomieniu agent wykonał metodę setup(), która wypisała „startuję” i wywołała doDelete(). P</w:t>
+      </w:r>
+      <w:r>
+        <w:t>rzed usunięciem agenta platforma JADE wywołała metodę takeDown(), dlatego w konsoli pojawił się komunikat „zaraz się usunę”.</w:t>
       </w:r>
     </w:p>
     <w:p>
@@ -324,7 +334,10 @@
         </w:numPr>
       </w:pPr>
       <w:r>
-        <w:t xml:space="preserve">Utwórz klasę agenta klasa_2 na podstawie klasa_1 i dodaj zachowanie jednokrotnie wypisujące „wykonuję”.</w:t>
+        <w:t>U</w:t>
+      </w:r>
+      <w:r>
+        <w:t>twórz klasę agenta klasa_2 na podstawie klasa_1 i dodaj zachowanie jednokrotnie wypisujące „wykonuję”.</w:t>
       </w:r>
     </w:p>
     <w:p>
@@ -342,8 +355,9 @@
         <w:rPr>
           <w:noProof/>
         </w:rPr>
+        <w:lastRenderedPageBreak/>
         <w:drawing>
-          <wp:inline distT="0" distB="0" distL="0" distR="0">
+          <wp:inline distT="0" distB="0" distL="0" distR="0" wp14:anchorId="60B8782A" wp14:editId="1FE6C93D">
             <wp:extent cx="5120640" cy="2603715"/>
             <wp:effectExtent l="0" t="0" r="0" b="0"/>
             <wp:docPr id="1002" name="klasa2.png"/>
@@ -358,7 +372,7 @@
                     <pic:cNvPicPr/>
                   </pic:nvPicPr>
                   <pic:blipFill>
-                    <a:blip r:embed="rIdShot2"/>
+                    <a:blip r:embed="rId8"/>
                     <a:stretch>
                       <a:fillRect/>
                     </a:stretch>
@@ -394,7 +408,14 @@
           <w:i/>
           <w:iCs/>
         </w:rPr>
-        <w:t xml:space="preserve">Rys. 2. Informacje z konsoli</w:t>
+        <w:t>Rys. 2. Informacje z konsoli</w:t>
+      </w:r>
+      <w:r>
+        <w:rPr>
+          <w:i/>
+          <w:iCs/>
+        </w:rPr>
+        <w:t xml:space="preserve"> klasa_2</w:t>
       </w:r>
     </w:p>
     <w:p>
@@ -408,7 +429,10 @@
         <w:jc w:val="both"/>
       </w:pPr>
       <w:r>
-        <w:t xml:space="preserve">Zachowanie typu OneShotBehaviour zostało wykonane dokładnie raz i wypisało „wykonuję” pomiędzy komunikatami startu i usunięcia agenta. Po jego wykonaniu agent wywołał doDelete(), więc zakończył działanie i wypisał „zaraz się usunę”.</w:t>
+        <w:t>Zachowanie typu OneShotBehaviour zostało wykonane dokładnie raz i wypisało „wykonuję” pomiędzy komunikatami startu i usunięcia agenta. Po jego wykonaniu agent wywołał doDelete(), więc zakończył działanie i wypisał „zaraz się u</w:t>
+      </w:r>
+      <w:r>
+        <w:t>sunę”.</w:t>
       </w:r>
     </w:p>
     <w:p>
@@ -426,7 +450,19 @@
         </w:numPr>
       </w:pPr>
       <w:r>
-        <w:t xml:space="preserve">Utwórz klasę agenta klasa_3 na podstawie klasa_1 i dodaj zachowanie cyklicznie wypisujące „wykonuję”. Sprawdź zachowania agenta w Introspektorze.</w:t>
+        <w:t>Utwórz klasę agenta klasa_3 na podstawie klasa_1 i dodaj zachowanie cyklicznie wypisujące „wykonuję”</w:t>
+      </w:r>
+      <w:r>
+        <w:t xml:space="preserve"> - s</w:t>
+      </w:r>
+      <w:r>
+        <w:t>praw</w:t>
+      </w:r>
+      <w:r>
+        <w:t>dzenie</w:t>
+      </w:r>
+      <w:r>
+        <w:t xml:space="preserve"> zachowania agenta w Introspektorze.</w:t>
       </w:r>
     </w:p>
     <w:p>
@@ -445,7 +481,7 @@
           <w:noProof/>
         </w:rPr>
         <w:drawing>
-          <wp:inline distT="0" distB="0" distL="0" distR="0">
+          <wp:inline distT="0" distB="0" distL="0" distR="0" wp14:anchorId="73C2E4CD" wp14:editId="16D07CCB">
             <wp:extent cx="5120640" cy="2730226"/>
             <wp:effectExtent l="0" t="0" r="0" b="0"/>
             <wp:docPr id="1003" name="klasa3.png"/>
@@ -460,7 +496,7 @@
                     <pic:cNvPicPr/>
                   </pic:nvPicPr>
                   <pic:blipFill>
-                    <a:blip r:embed="rIdShot3"/>
+                    <a:blip r:embed="rId9"/>
                     <a:stretch>
                       <a:fillRect/>
                     </a:stretch>
@@ -496,7 +532,14 @@
           <w:i/>
           <w:iCs/>
         </w:rPr>
-        <w:t xml:space="preserve">Rys. 3. Informacje z konsoli</w:t>
+        <w:t>Rys. 3. Informacje z konsoli</w:t>
+      </w:r>
+      <w:r>
+        <w:rPr>
+          <w:i/>
+          <w:iCs/>
+        </w:rPr>
+        <w:t xml:space="preserve"> klasa_3</w:t>
       </w:r>
     </w:p>
     <w:p>
@@ -514,8 +557,9 @@
         <w:rPr>
           <w:noProof/>
         </w:rPr>
+        <w:lastRenderedPageBreak/>
         <w:drawing>
-          <wp:inline distT="0" distB="0" distL="0" distR="0">
+          <wp:inline distT="0" distB="0" distL="0" distR="0" wp14:anchorId="57503603" wp14:editId="3B34E8C2">
             <wp:extent cx="5120640" cy="2869854"/>
             <wp:effectExtent l="0" t="0" r="0" b="0"/>
             <wp:docPr id="1004" name="klasa3_inspector.png"/>
@@ -530,7 +574,7 @@
                     <pic:cNvPicPr/>
                   </pic:nvPicPr>
                   <pic:blipFill>
-                    <a:blip r:embed="rIdShot4"/>
+                    <a:blip r:embed="rId10"/>
                     <a:stretch>
                       <a:fillRect/>
                     </a:stretch>
@@ -566,8 +610,31 @@
           <w:i/>
           <w:iCs/>
         </w:rPr>
-        <w:t xml:space="preserve">Rys. 4. Widok w Introspektorze</w:t>
-      </w:r>
+        <w:t>Rys. 4. Widok</w:t>
+      </w:r>
+      <w:r>
+        <w:rPr>
+          <w:i/>
+          <w:iCs/>
+        </w:rPr>
+        <w:t xml:space="preserve"> agenta3</w:t>
+      </w:r>
+      <w:r>
+        <w:rPr>
+          <w:i/>
+          <w:iCs/>
+        </w:rPr>
+        <w:t xml:space="preserve"> w </w:t>
+      </w:r>
+      <w:proofErr w:type="spellStart"/>
+      <w:r>
+        <w:rPr>
+          <w:i/>
+          <w:iCs/>
+        </w:rPr>
+        <w:t>Introspektorze</w:t>
+      </w:r>
+      <w:proofErr w:type="spellEnd"/>
     </w:p>
     <w:p>
       <w:pPr>
@@ -580,7 +647,16 @@
         <w:jc w:val="both"/>
       </w:pPr>
       <w:r>
-        <w:t xml:space="preserve">Zachowanie typu CyclicBehaviour nigdy się nie kończy, dlatego „wykonuję” jest wypisywane co sekundę aż do ręcznego usunięcia agenta. W Introspektorze w puli zachowań agenta agent3 widoczne jest jedno zachowanie klasy klasa_3$1 typu CyclicBehaviour, a panele wiadomości są puste, ponieważ agent nie wysyła ani nie odbiera komunikatów.</w:t>
+        <w:t>Zachowanie typu CyclicBehaviour nig</w:t>
+      </w:r>
+      <w:r>
+        <w:t>dy się nie kończy, dlatego „wykonuję” jest wypisywane co sekundę aż do ręcznego usunięcia agenta. W Introspektorze w puli zachowań agenta agent3 widoczne jest jedno zachowanie</w:t>
+      </w:r>
+      <w:r>
+        <w:t xml:space="preserve"> klasa_3$1 typu CyclicBehaviour, a panele wiadomości są puste, ponieważ age</w:t>
+      </w:r>
+      <w:r>
+        <w:t>nt nie wysyła ani nie odbiera komunikatów.</w:t>
       </w:r>
     </w:p>
     <w:p>
@@ -598,7 +674,7 @@
         </w:numPr>
       </w:pPr>
       <w:r>
-        <w:t xml:space="preserve">Utwórz klasę agenta klasa_4 na podstawie klasa_1 i dodaj zachowanie generyczne wykonujące trzy kroki, po których zostaje usunięte z puli zachowań.</w:t>
+        <w:t>Utwórz klasę agenta klasa_4 na podstawie klasa_1 i dodaj zachowanie generyczne wykonujące trzy kroki, po których zostaje usunięte z puli zachowań.</w:t>
       </w:r>
     </w:p>
     <w:p>
@@ -617,7 +693,7 @@
           <w:noProof/>
         </w:rPr>
         <w:drawing>
-          <wp:inline distT="0" distB="0" distL="0" distR="0">
+          <wp:inline distT="0" distB="0" distL="0" distR="0" wp14:anchorId="77D221E1" wp14:editId="536AB8E9">
             <wp:extent cx="5120640" cy="2518903"/>
             <wp:effectExtent l="0" t="0" r="0" b="0"/>
             <wp:docPr id="1005" name="klasa4.png"/>
@@ -632,7 +708,7 @@
                     <pic:cNvPicPr/>
                   </pic:nvPicPr>
                   <pic:blipFill>
-                    <a:blip r:embed="rIdShot5"/>
+                    <a:blip r:embed="rId11"/>
                     <a:stretch>
                       <a:fillRect/>
                     </a:stretch>
@@ -668,8 +744,25 @@
           <w:i/>
           <w:iCs/>
         </w:rPr>
-        <w:t xml:space="preserve">Rys. 5. Informacje z konsoli</w:t>
-      </w:r>
+        <w:t>Rys. 5. Informacje z konsoli</w:t>
+      </w:r>
+      <w:r>
+        <w:rPr>
+          <w:i/>
+          <w:iCs/>
+        </w:rPr>
+        <w:t xml:space="preserve"> klasa4</w:t>
+      </w:r>
+    </w:p>
+    <w:p>
+      <w:pPr>
+        <w:pStyle w:val="Akapitzlist"/>
+      </w:pPr>
+    </w:p>
+    <w:p>
+      <w:pPr>
+        <w:pStyle w:val="Akapitzlist"/>
+      </w:pPr>
     </w:p>
     <w:p>
       <w:pPr>
@@ -682,7 +775,11 @@
         <w:jc w:val="both"/>
       </w:pPr>
       <w:r>
-        <w:t xml:space="preserve">Zachowanie generyczne wykonało kolejno trzy kroki, a po trzecim metoda done() zwróciła true i zachowanie zostało usunięte z puli. Agent działał dalej bez aktywnych zachowań, a komunikat „zaraz się usunę” pojawił się dopiero po jego ręcznym usunięciu.</w:t>
+        <w:lastRenderedPageBreak/>
+        <w:t>Zachowanie generyczne wykonało k</w:t>
+      </w:r>
+      <w:r>
+        <w:t>olejno trzy kroki, a po trzecim metoda done() zwróciła true i zachowanie zostało usunięte z puli. Agent działał dalej bez aktywnych zachowań, a komunikat „zaraz się usunę” pojawił się dopiero po jego ręcznym usunięciu.</w:t>
       </w:r>
     </w:p>
     <w:p>
@@ -700,7 +797,19 @@
         </w:numPr>
       </w:pPr>
       <w:r>
-        <w:t xml:space="preserve">Utwórz klasę agenta klasa_5 na podstawie klasa_1 i dodaj zachowanie pobierające z klawiatury liczbę całkowitą; po podaniu liczby ujemnej zachowanie zostaje usunięte.</w:t>
+        <w:t>Utwórz klasę agenta klasa_5 na podst</w:t>
+      </w:r>
+      <w:r>
+        <w:t>awie klasa_1 i dodaj zachowanie pobierające z klawiatury liczbę całkowitą</w:t>
+      </w:r>
+      <w:r>
+        <w:t>. P</w:t>
+      </w:r>
+      <w:r>
+        <w:t>o podaniu liczby ujemnej zachowanie zostaje usunięte</w:t>
+      </w:r>
+      <w:r>
+        <w:t>.</w:t>
       </w:r>
     </w:p>
     <w:p>
@@ -719,7 +828,7 @@
           <w:noProof/>
         </w:rPr>
         <w:drawing>
-          <wp:inline distT="0" distB="0" distL="0" distR="0">
+          <wp:inline distT="0" distB="0" distL="0" distR="0" wp14:anchorId="4044AC5E" wp14:editId="2595774E">
             <wp:extent cx="5120640" cy="2906072"/>
             <wp:effectExtent l="0" t="0" r="0" b="0"/>
             <wp:docPr id="1006" name="klasa5.png"/>
@@ -734,7 +843,7 @@
                     <pic:cNvPicPr/>
                   </pic:nvPicPr>
                   <pic:blipFill>
-                    <a:blip r:embed="rIdShot6"/>
+                    <a:blip r:embed="rId12"/>
                     <a:stretch>
                       <a:fillRect/>
                     </a:stretch>
@@ -770,7 +879,14 @@
           <w:i/>
           <w:iCs/>
         </w:rPr>
-        <w:t xml:space="preserve">Rys. 6. Informacje z konsoli</w:t>
+        <w:t>Rys. 6. Informacje z konsoli</w:t>
+      </w:r>
+      <w:r>
+        <w:rPr>
+          <w:i/>
+          <w:iCs/>
+        </w:rPr>
+        <w:t xml:space="preserve"> klasa5</w:t>
       </w:r>
     </w:p>
     <w:p>
@@ -784,8 +900,58 @@
         <w:jc w:val="both"/>
       </w:pPr>
       <w:r>
-        <w:t xml:space="preserve">Przy każdym wywołaniu metody action() zachowanie pobierało z klawiatury jedną liczbę całkowitą i wypisywało ją w konsoli. Po podaniu liczby ujemnej (-2) metoda done() zwróciła true, więc zachowanie zostało usunięte i agent przestał pytać o kolejne liczby.</w:t>
-      </w:r>
+        <w:t>Przy każdym wywołaniu metody action() zachowanie pobierało z klawiatury jedną liczbę całkowitą i wypisywało ją w konsoli. Po podaniu liczby ujemnej (-2) metoda done() zwróciła true, więc zachowanie zostało usunięte i agent przestał pytać o kolejne liczby.</w:t>
+      </w:r>
+    </w:p>
+    <w:p>
+      <w:pPr>
+        <w:pStyle w:val="Akapitzlist"/>
+      </w:pPr>
+    </w:p>
+    <w:p>
+      <w:pPr>
+        <w:pStyle w:val="Akapitzlist"/>
+      </w:pPr>
+    </w:p>
+    <w:p>
+      <w:pPr>
+        <w:pStyle w:val="Akapitzlist"/>
+      </w:pPr>
+    </w:p>
+    <w:p>
+      <w:pPr>
+        <w:pStyle w:val="Akapitzlist"/>
+      </w:pPr>
+    </w:p>
+    <w:p>
+      <w:pPr>
+        <w:pStyle w:val="Akapitzlist"/>
+      </w:pPr>
+    </w:p>
+    <w:p>
+      <w:pPr>
+        <w:pStyle w:val="Akapitzlist"/>
+      </w:pPr>
+    </w:p>
+    <w:p>
+      <w:pPr>
+        <w:pStyle w:val="Akapitzlist"/>
+      </w:pPr>
+    </w:p>
+    <w:p>
+      <w:pPr>
+        <w:pStyle w:val="Akapitzlist"/>
+      </w:pPr>
+    </w:p>
+    <w:p>
+      <w:pPr>
+        <w:pStyle w:val="Akapitzlist"/>
+      </w:pPr>
+    </w:p>
+    <w:p>
+      <w:pPr>
+        <w:pStyle w:val="Akapitzlist"/>
+      </w:pPr>
     </w:p>
     <w:p>
       <w:pPr>
@@ -802,13 +968,9 @@
         </w:numPr>
       </w:pPr>
       <w:r>
-        <w:t xml:space="preserve">Utwórz klasę agenta klasa_6 na podstawie klasa_5 tak, aby zachowanie na początku wypisywało „zachowanie startuje”, a na samym końcu „zachowanie zakończone”.</w:t>
-      </w:r>
-    </w:p>
-    <w:p>
-      <w:pPr>
-        <w:pStyle w:val="Akapitzlist"/>
-      </w:pPr>
+        <w:lastRenderedPageBreak/>
+        <w:t>Utwórz klasę agenta o nazwie klasa_6 na podstawie kodu klasa_5. Zmodyfikuj kod tak, aby zawsze zachowanie na początku wypisywało „zachowanie startuje”, a na samym końcu wypisywało „zachowanie zakończone”.</w:t>
+      </w:r>
     </w:p>
     <w:p>
       <w:pPr>
@@ -816,12 +978,19 @@
         <w:keepNext/>
         <w:jc w:val="center"/>
       </w:pPr>
+    </w:p>
+    <w:p>
+      <w:pPr>
+        <w:pStyle w:val="Akapitzlist"/>
+        <w:keepNext/>
+        <w:jc w:val="center"/>
+      </w:pPr>
       <w:r>
         <w:rPr>
           <w:noProof/>
         </w:rPr>
         <w:drawing>
-          <wp:inline distT="0" distB="0" distL="0" distR="0">
+          <wp:inline distT="0" distB="0" distL="0" distR="0" wp14:anchorId="720EA70D" wp14:editId="372B9502">
             <wp:extent cx="5120640" cy="2776489"/>
             <wp:effectExtent l="0" t="0" r="0" b="0"/>
             <wp:docPr id="1007" name="klasa6.png"/>
@@ -836,7 +1005,7 @@
                     <pic:cNvPicPr/>
                   </pic:nvPicPr>
                   <pic:blipFill>
-                    <a:blip r:embed="rIdShot7"/>
+                    <a:blip r:embed="rId13"/>
                     <a:stretch>
                       <a:fillRect/>
                     </a:stretch>
@@ -872,7 +1041,14 @@
           <w:i/>
           <w:iCs/>
         </w:rPr>
-        <w:t xml:space="preserve">Rys. 7. Informacje z konsoli</w:t>
+        <w:t>Rys. 7. Informacje z konsoli</w:t>
+      </w:r>
+      <w:r>
+        <w:rPr>
+          <w:i/>
+          <w:iCs/>
+        </w:rPr>
+        <w:t xml:space="preserve"> klasa6</w:t>
       </w:r>
     </w:p>
     <w:p>
@@ -886,13 +1062,39 @@
         <w:jc w:val="both"/>
       </w:pPr>
       <w:r>
-        <w:t xml:space="preserve">Komunikat „zachowanie startuje” pochodzi z metody onStart(), którą JADE wywołuje jeden raz przed pierwszym wykonaniem metody action(). Po podaniu liczby ujemnej (-5) metoda done() zwróciła true i przed usunięciem zachowania została wywołana metoda onEnd(), która wypisała „zachowanie zakończone”.</w:t>
-      </w:r>
-    </w:p>
-    <w:p>
-      <w:pPr>
-        <w:pStyle w:val="Akapitzlist"/>
-      </w:pPr>
+        <w:t xml:space="preserve">Komunikat „zachowanie startuje” pochodzi z metody </w:t>
+      </w:r>
+      <w:proofErr w:type="spellStart"/>
+      <w:r>
+        <w:t>onStart</w:t>
+      </w:r>
+      <w:proofErr w:type="spellEnd"/>
+      <w:r>
+        <w:t xml:space="preserve">(), </w:t>
+      </w:r>
+      <w:r>
+        <w:t>która jest wywoływana</w:t>
+      </w:r>
+      <w:r>
+        <w:t xml:space="preserve"> </w:t>
+      </w:r>
+      <w:r>
+        <w:t xml:space="preserve">jeden raz przed pierwszym wykonaniem metody action(). Po podaniu liczby ujemnej </w:t>
+      </w:r>
+      <w:r>
+        <w:t xml:space="preserve">   </w:t>
+      </w:r>
+      <w:r>
+        <w:t xml:space="preserve">(-5) metoda </w:t>
+      </w:r>
+      <w:proofErr w:type="spellStart"/>
+      <w:r>
+        <w:t>done</w:t>
+      </w:r>
+      <w:proofErr w:type="spellEnd"/>
+      <w:r>
+        <w:t xml:space="preserve">() zwróciła true i przed usunięciem zachowania została wywołana metoda onEnd(), która wypisała „zachowanie zakończone”. </w:t>
+      </w:r>
     </w:p>
     <w:p>
       <w:pPr>
@@ -904,13 +1106,38 @@
         </w:numPr>
       </w:pPr>
       <w:r>
-        <w:t xml:space="preserve">Utwórz klasę agenta klasa_7 na podstawie klasa_4 i dodaj dwa zachowania jednokrotnie wypisujące „pierwsze” (dodane w metodzie setup()) oraz „drugie” (dodane w pierwszym kroku zachowania generycznego).</w:t>
-      </w:r>
-    </w:p>
-    <w:p>
-      <w:pPr>
-        <w:pStyle w:val="Akapitzlist"/>
-      </w:pPr>
+        <w:lastRenderedPageBreak/>
+        <w:t>Utwórz klasę agenta o nazwie klasa_7 na podstawie kodu klasa_4. Do istniejącego zachowania „generycznego” dodaj dwa kolejne:</w:t>
+      </w:r>
+      <w:r>
+        <w:t xml:space="preserve"> </w:t>
+      </w:r>
+    </w:p>
+    <w:p>
+      <w:pPr>
+        <w:pStyle w:val="Akapitzlist"/>
+        <w:keepNext/>
+        <w:numPr>
+          <w:ilvl w:val="0"/>
+          <w:numId w:val="5"/>
+        </w:numPr>
+      </w:pPr>
+      <w:r>
+        <w:t xml:space="preserve">Pierwsze ma być dodawane na poziomie metody setup() agenta i ma polegać na jednokrotnym wypisaniu „pierwsze” </w:t>
+      </w:r>
+    </w:p>
+    <w:p>
+      <w:pPr>
+        <w:pStyle w:val="Akapitzlist"/>
+        <w:keepNext/>
+        <w:numPr>
+          <w:ilvl w:val="0"/>
+          <w:numId w:val="5"/>
+        </w:numPr>
+      </w:pPr>
+      <w:r>
+        <w:t>Drugie ma być dodane z poziomu zachowania „generycznego” – dokładnie ma być dodane w pierwszym kroku i ma polegać na jednokrotnym wypisaniu „drugie”.</w:t>
+      </w:r>
     </w:p>
     <w:p>
       <w:pPr>
@@ -923,7 +1150,7 @@
           <w:noProof/>
         </w:rPr>
         <w:drawing>
-          <wp:inline distT="0" distB="0" distL="0" distR="0">
+          <wp:inline distT="0" distB="0" distL="0" distR="0" wp14:anchorId="1E004E29" wp14:editId="0CC34BF8">
             <wp:extent cx="5120640" cy="2976372"/>
             <wp:effectExtent l="0" t="0" r="0" b="0"/>
             <wp:docPr id="1008" name="klasa7.png"/>
@@ -938,7 +1165,7 @@
                     <pic:cNvPicPr/>
                   </pic:nvPicPr>
                   <pic:blipFill>
-                    <a:blip r:embed="rIdShot8"/>
+                    <a:blip r:embed="rId14"/>
                     <a:stretch>
                       <a:fillRect/>
                     </a:stretch>
@@ -974,7 +1201,14 @@
           <w:i/>
           <w:iCs/>
         </w:rPr>
-        <w:t xml:space="preserve">Rys. 8. Informacje z konsoli</w:t>
+        <w:t>R</w:t>
+      </w:r>
+      <w:r>
+        <w:rPr>
+          <w:i/>
+          <w:iCs/>
+        </w:rPr>
+        <w:t>ys. 8. Informacje z konsoli</w:t>
       </w:r>
     </w:p>
     <w:p>
@@ -988,8 +1222,64 @@
         <w:jc w:val="both"/>
       </w:pPr>
       <w:r>
-        <w:t xml:space="preserve">Planista agenta wykonuje zachowania naprzemiennie, dlatego po pierwszym kroku zachowania generycznego wykonało się zachowanie „pierwsze” dodane w setup(), a następnie „drugie” dodane w trakcie pierwszego kroku. Dopiero potem zachowanie generyczne wykonało swój drugi i trzeci krok i zostało usunięte z puli.</w:t>
-      </w:r>
+        <w:t>Planista agenta wykonuje zachowania naprzemie</w:t>
+      </w:r>
+      <w:r>
+        <w:t>nnie, dlatego po pierwszym kroku zachowania generycznego wykonało się zachowanie „pierwsze” dodane w setup(), a następnie „drugie” dodane w trakcie pierwszego kroku. Dopiero potem zachowanie generyczne wykonało swój drugi i trzeci krok i zostało usunięte z</w:t>
+      </w:r>
+      <w:r>
+        <w:t xml:space="preserve"> puli.</w:t>
+      </w:r>
+    </w:p>
+    <w:p>
+      <w:pPr>
+        <w:pStyle w:val="Akapitzlist"/>
+      </w:pPr>
+    </w:p>
+    <w:p>
+      <w:pPr>
+        <w:pStyle w:val="Akapitzlist"/>
+      </w:pPr>
+    </w:p>
+    <w:p>
+      <w:pPr>
+        <w:pStyle w:val="Akapitzlist"/>
+      </w:pPr>
+    </w:p>
+    <w:p>
+      <w:pPr>
+        <w:pStyle w:val="Akapitzlist"/>
+      </w:pPr>
+    </w:p>
+    <w:p>
+      <w:pPr>
+        <w:pStyle w:val="Akapitzlist"/>
+      </w:pPr>
+    </w:p>
+    <w:p>
+      <w:pPr>
+        <w:pStyle w:val="Akapitzlist"/>
+      </w:pPr>
+    </w:p>
+    <w:p>
+      <w:pPr>
+        <w:pStyle w:val="Akapitzlist"/>
+      </w:pPr>
+    </w:p>
+    <w:p>
+      <w:pPr>
+        <w:pStyle w:val="Akapitzlist"/>
+      </w:pPr>
+    </w:p>
+    <w:p>
+      <w:pPr>
+        <w:pStyle w:val="Akapitzlist"/>
+      </w:pPr>
+    </w:p>
+    <w:p>
+      <w:pPr>
+        <w:pStyle w:val="Akapitzlist"/>
+      </w:pPr>
     </w:p>
     <w:p>
       <w:pPr>
@@ -1006,7 +1296,8 @@
         </w:numPr>
       </w:pPr>
       <w:r>
-        <w:t xml:space="preserve">Utwórz klasę agenta klasa_8 na podstawie klasa_1, która wypisuje „mały tick” co 2 sekundy i „duży tick” co 5 sekund, po 50 sekundach usuwa zachowanie „duży tick”, a po 100 sekundach usuwa agenta. Przeanalizuj działanie agenta w Introspektorze.</w:t>
+        <w:lastRenderedPageBreak/>
+        <w:t>Utwórz klasę agenta klasa_8 na podstawie klasa_1, która wypisuje „mały tick” co 2 sekundy i „duży tick” co 5 sekund, po 50 sekundach usuwa zachowanie „duży tick”, a po 100 sekundach usuwa agenta. Przeanalizuj działanie agenta w Introspektorze.</w:t>
       </w:r>
     </w:p>
     <w:p>
@@ -1025,7 +1316,7 @@
           <w:noProof/>
         </w:rPr>
         <w:drawing>
-          <wp:inline distT="0" distB="0" distL="0" distR="0">
+          <wp:inline distT="0" distB="0" distL="0" distR="0" wp14:anchorId="3B46311A" wp14:editId="0ED67B47">
             <wp:extent cx="3365140" cy="4114800"/>
             <wp:effectExtent l="0" t="0" r="0" b="0"/>
             <wp:docPr id="1009" name="klasa8_1.png"/>
@@ -1040,7 +1331,7 @@
                     <pic:cNvPicPr/>
                   </pic:nvPicPr>
                   <pic:blipFill>
-                    <a:blip r:embed="rIdShot9"/>
+                    <a:blip r:embed="rId15"/>
                     <a:stretch>
                       <a:fillRect/>
                     </a:stretch>
@@ -1076,7 +1367,14 @@
           <w:i/>
           <w:iCs/>
         </w:rPr>
-        <w:t xml:space="preserve">Rys. 9. Informacje z konsoli</w:t>
+        <w:t>R</w:t>
+      </w:r>
+      <w:r>
+        <w:rPr>
+          <w:i/>
+          <w:iCs/>
+        </w:rPr>
+        <w:t>ys. 9. Informacje z konsoli klasa8 – moment usunięcia zachowania b</w:t>
       </w:r>
     </w:p>
     <w:p>
@@ -1094,8 +1392,9 @@
         <w:rPr>
           <w:noProof/>
         </w:rPr>
+        <w:lastRenderedPageBreak/>
         <w:drawing>
-          <wp:inline distT="0" distB="0" distL="0" distR="0">
+          <wp:inline distT="0" distB="0" distL="0" distR="0" wp14:anchorId="55441B8C" wp14:editId="30E1B203">
             <wp:extent cx="2487888" cy="4114800"/>
             <wp:effectExtent l="0" t="0" r="0" b="0"/>
             <wp:docPr id="1010" name="klasa8_2.png"/>
@@ -1110,7 +1409,7 @@
                     <pic:cNvPicPr/>
                   </pic:nvPicPr>
                   <pic:blipFill>
-                    <a:blip r:embed="rIdShot10"/>
+                    <a:blip r:embed="rId16"/>
                     <a:stretch>
                       <a:fillRect/>
                     </a:stretch>
@@ -1146,7 +1445,7 @@
           <w:i/>
           <w:iCs/>
         </w:rPr>
-        <w:t xml:space="preserve">Rys. 10. Informacje z konsoli</w:t>
+        <w:t>Rys. 10. Informacje z konsoli klasa8 – moment usunięcia agenta</w:t>
       </w:r>
     </w:p>
     <w:p>
@@ -1165,7 +1464,7 @@
           <w:noProof/>
         </w:rPr>
         <w:drawing>
-          <wp:inline distT="0" distB="0" distL="0" distR="0">
+          <wp:inline distT="0" distB="0" distL="0" distR="0" wp14:anchorId="5D76E2FF" wp14:editId="34EF3C89">
             <wp:extent cx="5120640" cy="2530364"/>
             <wp:effectExtent l="0" t="0" r="0" b="0"/>
             <wp:docPr id="1011" name="klasa8_3.png"/>
@@ -1180,7 +1479,7 @@
                     <pic:cNvPicPr/>
                   </pic:nvPicPr>
                   <pic:blipFill>
-                    <a:blip r:embed="rIdShot11"/>
+                    <a:blip r:embed="rId17"/>
                     <a:stretch>
                       <a:fillRect/>
                     </a:stretch>
@@ -1216,7 +1515,23 @@
           <w:i/>
           <w:iCs/>
         </w:rPr>
-        <w:t xml:space="preserve">Rys. 11. Widok w Introspektorze</w:t>
+        <w:t xml:space="preserve">Rys. 11. Widok w </w:t>
+      </w:r>
+      <w:proofErr w:type="spellStart"/>
+      <w:r>
+        <w:rPr>
+          <w:i/>
+          <w:iCs/>
+        </w:rPr>
+        <w:t>Introspektorze</w:t>
+      </w:r>
+      <w:proofErr w:type="spellEnd"/>
+      <w:r>
+        <w:rPr>
+          <w:i/>
+          <w:iCs/>
+        </w:rPr>
+        <w:t xml:space="preserve"> agent8</w:t>
       </w:r>
     </w:p>
     <w:p>
@@ -1230,7 +1545,10 @@
         <w:jc w:val="both"/>
       </w:pPr>
       <w:r>
-        <w:t xml:space="preserve">Zachowania typu TickerBehaviour wypisywały komunikaty co 2 i 5 sekund, a zachowania typu WakerBehaviour po 50 sekundach usunęły zachowanie „duży tick”, a po 100 sekundach wywołały doDelete(), co zakończyło się komunikatem „zaraz się usunę”. W Introspektorze w puli agenta agent8 widoczne są cztery zachowania – dwa typu TickerBehaviour i dwa typu WakerBehaviour – a agent pozostaje w stanie Idle, ponieważ między kolejnymi tickami czeka na upływ czasu.</w:t>
+        <w:t>Zachowania typu TickerBehaviour wypisywały komunikaty co 2 i 5 sekund, a zachowania typu WakerBehaviour po 50 sekundach usunęły zachowanie „duży tick”, a po 100 sekundach wywołały doDelete(), co zakończyło się komunikatem „zaraz się usunę”. W Introspektorz</w:t>
+      </w:r>
+      <w:r>
+        <w:t>e w puli agenta agent8 widoczne są cztery zachowania – dwa typu TickerBehaviour i dwa typu WakerBehaviour – a agent pozostaje w stanie Idle, ponieważ między kolejnymi tickami czeka na upływ czasu.</w:t>
       </w:r>
     </w:p>
     <w:p>
@@ -1247,7 +1565,7 @@
         </w:numPr>
       </w:pPr>
       <w:r>
-        <w:t xml:space="preserve">Wnioski</w:t>
+        <w:t>Wnioski</w:t>
       </w:r>
     </w:p>
     <w:p>
@@ -1256,7 +1574,10 @@
         <w:jc w:val="both"/>
       </w:pPr>
       <w:r>
-        <w:t xml:space="preserve">Działanie agenta w JADE definiuje się jako zestaw zachowań, które planista agenta wykonuje naprzemiennie, a metody setup() i takeDown() pozwalają obsłużyć początek i koniec życia agenta.</w:t>
+        <w:t xml:space="preserve">Działanie agenta w JADE definiuje się jako zestaw </w:t>
+      </w:r>
+      <w:r>
+        <w:t>zachowań, które planista agenta wykonuje naprzemiennie, a metody setup() i takeDown() pozwalają obsłużyć początek i koniec życia agenta.</w:t>
       </w:r>
     </w:p>
     <w:p>
@@ -1265,7 +1586,7 @@
         <w:jc w:val="both"/>
       </w:pPr>
       <w:r>
-        <w:t xml:space="preserve">Rodzaj zachowania decyduje o tym, ile razy zostanie wykonane: OneShotBehaviour raz, CyclicBehaviour bez końca, a zachowanie generyczne do momentu, gdy metoda done() zwróci true.</w:t>
+        <w:t>Rodzaj zachowania decyduje o tym, ile razy zostanie wykonane: OneShotBehaviour raz, CyclicBehaviour bez końca, a zachowanie generyczne do momentu, gdy metoda done() zwróci true.</w:t>
       </w:r>
     </w:p>
     <w:p>
@@ -1274,7 +1595,10 @@
         <w:jc w:val="both"/>
       </w:pPr>
       <w:r>
-        <w:t xml:space="preserve">Zachowania TickerBehaviour i WakerBehaviour pozwalają wykonywać działania cyklicznie co zadany czas lub jednorazowo po upływie określonego czasu.</w:t>
+        <w:t>Zachowania TickerBehaviour i WakerBehaviour pozwalają wykonywać działania cykl</w:t>
+      </w:r>
+      <w:r>
+        <w:t>icznie co zadany czas lub jednorazowo po upływie określonego czasu.</w:t>
       </w:r>
     </w:p>
     <w:p>
@@ -1283,7 +1607,7 @@
         <w:jc w:val="both"/>
       </w:pPr>
       <w:r>
-        <w:t xml:space="preserve">Introspektor pozwala podejrzeć stan agenta, jego aktywne zachowania oraz wymieniane wiadomości.</w:t>
+        <w:t>Introspektor pozwala podejrzeć stan agenta, jego aktywne zachowania oraz wymieniane wiadomości.</w:t>
       </w:r>
     </w:p>
     <w:sectPr>
@@ -1297,7 +1621,7 @@
 </file>
 
 <file path=word/numbering.xml><?xml version="1.0" encoding="utf-8"?>
-<w:numbering xmlns:wpc="http://schemas.microsoft.com/office/word/2010/wordprocessingCanvas" xmlns:cx="http://schemas.microsoft.com/office/drawing/2014/chartex" xmlns:cx1="http://schemas.microsoft.com/office/drawing/2015/9/8/chartex" xmlns:cx2="http://schemas.microsoft.com/office/drawing/2015/10/21/chartex" xmlns:cx3="http://schemas.microsoft.com/office/drawing/2016/5/9/chartex" xmlns:cx4="http://schemas.microsoft.com/office/drawing/2016/5/10/chartex" xmlns:cx5="http://schemas.microsoft.com/office/drawing/2016/5/11/chartex" xmlns:cx6="http://schemas.microsoft.com/office/drawing/2016/5/12/chartex" xmlns:cx7="http://schemas.microsoft.com/office/drawing/2016/5/13/chartex" xmlns:cx8="http://schemas.microsoft.com/office/drawing/2016/5/14/chartex" xmlns:mc="http://schemas.openxmlformats.org/markup-compatibility/2006" xmlns:aink="http://schemas.microsoft.com/office/drawing/2016/ink" xmlns:am3d="http://schemas.microsoft.com/office/drawing/2017/model3d" xmlns:o="urn:schemas-microsoft-com:office:office" xmlns:oel="http://schemas.microsoft.com/office/2019/extlst" xmlns:r="http://schemas.openxmlformats.org/officeDocument/2006/relationships" xmlns:m="http://schemas.openxmlformats.org/officeDocument/2006/math" xmlns:v="urn:schemas-microsoft-com:vml" xmlns:wp14="http://schemas.microsoft.com/office/word/2010/wordprocessingDrawing" xmlns:wp="http://schemas.openxmlformats.org/drawingml/2006/wordprocessingDrawing" xmlns:w10="urn:schemas-microsoft-com:office:word" xmlns:w="http://schemas.openxmlformats.org/wordprocessingml/2006/main" xmlns:w14="http://schemas.microsoft.com/office/word/2010/wordml" xmlns:w15="http://schemas.microsoft.com/office/word/2012/wordml" xmlns:w16cex="http://schemas.microsoft.com/office/word/2018/wordml/cex" xmlns:w16cid="http://schemas.microsoft.com/office/word/2016/wordml/cid" xmlns:w16="http://schemas.microsoft.com/office/word/2018/wordml" xmlns:w16du="http://schemas.microsoft.com/office/word/2023/wordml/word16du" xmlns:w16sdtdh="http://schemas.microsoft.com/office/word/2020/wordml/sdtdatahash" xmlns:w16sdtfl="http://schemas.microsoft.com/office/word/2024/wordml/sdtformatlock" xmlns:w16se="http://schemas.microsoft.com/office/word/2015/wordml/symex" xmlns:wpg="http://schemas.microsoft.com/office/word/2010/wordprocessingGroup" xmlns:wpi="http://schemas.microsoft.com/office/word/2010/wordprocessingInk" xmlns:wne="http://schemas.microsoft.com/office/word/2006/wordml" xmlns:wps="http://schemas.microsoft.com/office/word/2010/wordprocessingShape" mc:Ignorable="w14 w15 w16se w16cid w16 w16cex w16sdtdh w16sdtfl w16du wp14">
+<w:numbering xmlns:wpc="http://schemas.microsoft.com/office/word/2010/wordprocessingCanvas" xmlns:cx="http://schemas.microsoft.com/office/drawing/2014/chartex" xmlns:cx1="http://schemas.microsoft.com/office/drawing/2015/9/8/chartex" xmlns:cx2="http://schemas.microsoft.com/office/drawing/2015/10/21/chartex" xmlns:cx3="http://schemas.microsoft.com/office/drawing/2016/5/9/chartex" xmlns:cx4="http://schemas.microsoft.com/office/drawing/2016/5/10/chartex" xmlns:cx5="http://schemas.microsoft.com/office/drawing/2016/5/11/chartex" xmlns:cx6="http://schemas.microsoft.com/office/drawing/2016/5/12/chartex" xmlns:cx7="http://schemas.microsoft.com/office/drawing/2016/5/13/chartex" xmlns:cx8="http://schemas.microsoft.com/office/drawing/2016/5/14/chartex" xmlns:mc="http://schemas.openxmlformats.org/markup-compatibility/2006" xmlns:aink="http://schemas.microsoft.com/office/drawing/2016/ink" xmlns:am3d="http://schemas.microsoft.com/office/drawing/2017/model3d" xmlns:o="urn:schemas-microsoft-com:office:office" xmlns:r="http://schemas.openxmlformats.org/officeDocument/2006/relationships" xmlns:m="http://schemas.openxmlformats.org/officeDocument/2006/math" xmlns:v="urn:schemas-microsoft-com:vml" xmlns:wp14="http://schemas.microsoft.com/office/word/2010/wordprocessingDrawing" xmlns:wp="http://schemas.openxmlformats.org/drawingml/2006/wordprocessingDrawing" xmlns:w10="urn:schemas-microsoft-com:office:word" xmlns:w="http://schemas.openxmlformats.org/wordprocessingml/2006/main" xmlns:w14="http://schemas.microsoft.com/office/word/2010/wordml" xmlns:w15="http://schemas.microsoft.com/office/word/2012/wordml" xmlns:w16cex="http://schemas.microsoft.com/office/word/2018/wordml/cex" xmlns:w16cid="http://schemas.microsoft.com/office/word/2016/wordml/cid" xmlns:w16="http://schemas.microsoft.com/office/word/2018/wordml" xmlns:w16sdtdh="http://schemas.microsoft.com/office/word/2020/wordml/sdtdatahash" xmlns:w16se="http://schemas.microsoft.com/office/word/2015/wordml/symex" xmlns:wpg="http://schemas.microsoft.com/office/word/2010/wordprocessingGroup" xmlns:wpi="http://schemas.microsoft.com/office/word/2010/wordprocessingInk" xmlns:wne="http://schemas.microsoft.com/office/word/2006/wordml" xmlns:wps="http://schemas.microsoft.com/office/word/2010/wordprocessingShape" mc:Ignorable="w14 w15 w16se w16cid w16 w16cex w16sdtdh wp14">
   <w:abstractNum w:abstractNumId="0" w15:restartNumberingAfterBreak="0">
     <w:nsid w:val="0CF712C2"/>
     <w:multiLevelType w:val="hybridMultilevel"/>
@@ -1477,6 +1801,119 @@
     </w:lvl>
   </w:abstractNum>
   <w:abstractNum w:abstractNumId="2" w15:restartNumberingAfterBreak="0">
+    <w:nsid w:val="64AA1468"/>
+    <w:multiLevelType w:val="hybridMultilevel"/>
+    <w:tmpl w:val="0E6214E0"/>
+    <w:lvl w:ilvl="0" w:tplc="04150001">
+      <w:start w:val="1"/>
+      <w:numFmt w:val="bullet"/>
+      <w:lvlText w:val=""/>
+      <w:lvlJc w:val="left"/>
+      <w:pPr>
+        <w:ind w:left="1440" w:hanging="360"/>
+      </w:pPr>
+      <w:rPr>
+        <w:rFonts w:ascii="Symbol" w:hAnsi="Symbol" w:hint="default"/>
+      </w:rPr>
+    </w:lvl>
+    <w:lvl w:ilvl="1" w:tplc="04150003" w:tentative="1">
+      <w:start w:val="1"/>
+      <w:numFmt w:val="bullet"/>
+      <w:lvlText w:val="o"/>
+      <w:lvlJc w:val="left"/>
+      <w:pPr>
+        <w:ind w:left="2160" w:hanging="360"/>
+      </w:pPr>
+      <w:rPr>
+        <w:rFonts w:ascii="Courier New" w:hAnsi="Courier New" w:cs="Courier New" w:hint="default"/>
+      </w:rPr>
+    </w:lvl>
+    <w:lvl w:ilvl="2" w:tplc="04150005" w:tentative="1">
+      <w:start w:val="1"/>
+      <w:numFmt w:val="bullet"/>
+      <w:lvlText w:val=""/>
+      <w:lvlJc w:val="left"/>
+      <w:pPr>
+        <w:ind w:left="2880" w:hanging="360"/>
+      </w:pPr>
+      <w:rPr>
+        <w:rFonts w:ascii="Wingdings" w:hAnsi="Wingdings" w:hint="default"/>
+      </w:rPr>
+    </w:lvl>
+    <w:lvl w:ilvl="3" w:tplc="04150001" w:tentative="1">
+      <w:start w:val="1"/>
+      <w:numFmt w:val="bullet"/>
+      <w:lvlText w:val=""/>
+      <w:lvlJc w:val="left"/>
+      <w:pPr>
+        <w:ind w:left="3600" w:hanging="360"/>
+      </w:pPr>
+      <w:rPr>
+        <w:rFonts w:ascii="Symbol" w:hAnsi="Symbol" w:hint="default"/>
+      </w:rPr>
+    </w:lvl>
+    <w:lvl w:ilvl="4" w:tplc="04150003" w:tentative="1">
+      <w:start w:val="1"/>
+      <w:numFmt w:val="bullet"/>
+      <w:lvlText w:val="o"/>
+      <w:lvlJc w:val="left"/>
+      <w:pPr>
+        <w:ind w:left="4320" w:hanging="360"/>
+      </w:pPr>
+      <w:rPr>
+        <w:rFonts w:ascii="Courier New" w:hAnsi="Courier New" w:cs="Courier New" w:hint="default"/>
+      </w:rPr>
+    </w:lvl>
+    <w:lvl w:ilvl="5" w:tplc="04150005" w:tentative="1">
+      <w:start w:val="1"/>
+      <w:numFmt w:val="bullet"/>
+      <w:lvlText w:val=""/>
+      <w:lvlJc w:val="left"/>
+      <w:pPr>
+        <w:ind w:left="5040" w:hanging="360"/>
+      </w:pPr>
+      <w:rPr>
+        <w:rFonts w:ascii="Wingdings" w:hAnsi="Wingdings" w:hint="default"/>
+      </w:rPr>
+    </w:lvl>
+    <w:lvl w:ilvl="6" w:tplc="04150001" w:tentative="1">
+      <w:start w:val="1"/>
+      <w:numFmt w:val="bullet"/>
+      <w:lvlText w:val=""/>
+      <w:lvlJc w:val="left"/>
+      <w:pPr>
+        <w:ind w:left="5760" w:hanging="360"/>
+      </w:pPr>
+      <w:rPr>
+        <w:rFonts w:ascii="Symbol" w:hAnsi="Symbol" w:hint="default"/>
+      </w:rPr>
+    </w:lvl>
+    <w:lvl w:ilvl="7" w:tplc="04150003" w:tentative="1">
+      <w:start w:val="1"/>
+      <w:numFmt w:val="bullet"/>
+      <w:lvlText w:val="o"/>
+      <w:lvlJc w:val="left"/>
+      <w:pPr>
+        <w:ind w:left="6480" w:hanging="360"/>
+      </w:pPr>
+      <w:rPr>
+        <w:rFonts w:ascii="Courier New" w:hAnsi="Courier New" w:cs="Courier New" w:hint="default"/>
+      </w:rPr>
+    </w:lvl>
+    <w:lvl w:ilvl="8" w:tplc="04150005" w:tentative="1">
+      <w:start w:val="1"/>
+      <w:numFmt w:val="bullet"/>
+      <w:lvlText w:val=""/>
+      <w:lvlJc w:val="left"/>
+      <w:pPr>
+        <w:ind w:left="7200" w:hanging="360"/>
+      </w:pPr>
+      <w:rPr>
+        <w:rFonts w:ascii="Wingdings" w:hAnsi="Wingdings" w:hint="default"/>
+      </w:rPr>
+    </w:lvl>
+  </w:abstractNum>
+  <w:abstractNum w:abstractNumId="3" w15:restartNumberingAfterBreak="0">
     <w:nsid w:val="6BAD2D6C"/>
     <w:multiLevelType w:val="hybridMultilevel"/>
     <w:tmpl w:val="0A4A2B90"/>
@@ -1565,7 +2002,7 @@
       </w:pPr>
     </w:lvl>
   </w:abstractNum>
-  <w:abstractNum w:abstractNumId="3" w15:restartNumberingAfterBreak="0">
+  <w:abstractNum w:abstractNumId="4" w15:restartNumberingAfterBreak="0">
     <w:nsid w:val="7A334BD4"/>
     <w:multiLevelType w:val="hybridMultilevel"/>
     <w:tmpl w:val="0A4A2B90"/>
@@ -1654,23 +2091,26 @@
       </w:pPr>
     </w:lvl>
   </w:abstractNum>
-  <w:num w:numId="1" w16cid:durableId="162479798">
-    <w:abstractNumId w:val="2"/>
-  </w:num>
-  <w:num w:numId="2" w16cid:durableId="1021903055">
+  <w:num w:numId="1">
     <w:abstractNumId w:val="3"/>
   </w:num>
-  <w:num w:numId="3" w16cid:durableId="510683586">
+  <w:num w:numId="2">
+    <w:abstractNumId w:val="4"/>
+  </w:num>
+  <w:num w:numId="3">
     <w:abstractNumId w:val="0"/>
   </w:num>
-  <w:num w:numId="4" w16cid:durableId="295835852">
+  <w:num w:numId="4">
     <w:abstractNumId w:val="1"/>
+  </w:num>
+  <w:num w:numId="5">
+    <w:abstractNumId w:val="2"/>
   </w:num>
 </w:numbering>
 </file>
 
 <file path=word/styles.xml><?xml version="1.0" encoding="utf-8"?>
-<w:styles xmlns:mc="http://schemas.openxmlformats.org/markup-compatibility/2006" xmlns:r="http://schemas.openxmlformats.org/officeDocument/2006/relationships" xmlns:w="http://schemas.openxmlformats.org/wordprocessingml/2006/main" xmlns:w14="http://schemas.microsoft.com/office/word/2010/wordml" xmlns:w15="http://schemas.microsoft.com/office/word/2012/wordml" xmlns:w16cex="http://schemas.microsoft.com/office/word/2018/wordml/cex" xmlns:w16cid="http://schemas.microsoft.com/office/word/2016/wordml/cid" xmlns:w16="http://schemas.microsoft.com/office/word/2018/wordml" xmlns:w16du="http://schemas.microsoft.com/office/word/2023/wordml/word16du" xmlns:w16sdtdh="http://schemas.microsoft.com/office/word/2020/wordml/sdtdatahash" xmlns:w16sdtfl="http://schemas.microsoft.com/office/word/2024/wordml/sdtformatlock" xmlns:w16se="http://schemas.microsoft.com/office/word/2015/wordml/symex" mc:Ignorable="w14 w15 w16se w16cid w16 w16cex w16sdtdh w16sdtfl w16du">
+<w:styles xmlns:mc="http://schemas.openxmlformats.org/markup-compatibility/2006" xmlns:r="http://schemas.openxmlformats.org/officeDocument/2006/relationships" xmlns:w="http://schemas.openxmlformats.org/wordprocessingml/2006/main" xmlns:w14="http://schemas.microsoft.com/office/word/2010/wordml" xmlns:w15="http://schemas.microsoft.com/office/word/2012/wordml" xmlns:w16cex="http://schemas.microsoft.com/office/word/2018/wordml/cex" xmlns:w16cid="http://schemas.microsoft.com/office/word/2016/wordml/cid" xmlns:w16="http://schemas.microsoft.com/office/word/2018/wordml" xmlns:w16sdtdh="http://schemas.microsoft.com/office/word/2020/wordml/sdtdatahash" xmlns:w16se="http://schemas.microsoft.com/office/word/2015/wordml/symex" mc:Ignorable="w14 w15 w16se w16cid w16 w16cex w16sdtdh">
   <w:docDefaults>
     <w:rPrDefault>
       <w:rPr>
@@ -2921,4 +3361,16 @@
     </a:ext>
   </a:extLst>
 </a:theme>
+</file>
+
+<file path=customXml/item1.xml><?xml version="1.0" encoding="utf-8"?>
+<b:Sources xmlns:b="http://schemas.openxmlformats.org/officeDocument/2006/bibliography" xmlns="http://schemas.openxmlformats.org/officeDocument/2006/bibliography" SelectedStyle="\APASixthEditionOfficeOnline.xsl" StyleName="APA" Version="6"/>
+</file>
+
+<file path=customXml/itemProps1.xml><?xml version="1.0" encoding="utf-8"?>
+<ds:datastoreItem xmlns:ds="http://schemas.openxmlformats.org/officeDocument/2006/customXml" ds:itemID="{EF2A3E87-587A-4E3E-ACBC-845C8113AFCC}">
+  <ds:schemaRefs>
+    <ds:schemaRef ds:uri="http://schemas.openxmlformats.org/officeDocument/2006/bibliography"/>
+  </ds:schemaRefs>
+</ds:datastoreItem>
 </file>
--- a/Sprawozdanie_Tydz_3.docx
+++ b/Sprawozdanie_Tydz_3.docx
@@ -313,10 +313,7 @@
         <w:jc w:val="both"/>
       </w:pPr>
       <w:r>
-        <w:t>Po uruchomieniu agent wykonał metodę setup(), która wypisała „startuję” i wywołała doDelete(). P</w:t>
-      </w:r>
-      <w:r>
-        <w:t>rzed usunięciem agenta platforma JADE wywołała metodę takeDown(), dlatego w konsoli pojawił się komunikat „zaraz się usunę”.</w:t>
+        <w:t>Po uruchomieniu agent wykonał metodę setup(), która wypisała „startuję” i wywołała doDelete(). Przed usunięciem agenta platforma JADE wywołała metodę takeDown(), dlatego w konsoli pojawił się komunikat „zaraz się usunę”.</w:t>
       </w:r>
     </w:p>
     <w:p>
@@ -334,10 +331,7 @@
         </w:numPr>
       </w:pPr>
       <w:r>
-        <w:t>U</w:t>
-      </w:r>
-      <w:r>
-        <w:t>twórz klasę agenta klasa_2 na podstawie klasa_1 i dodaj zachowanie jednokrotnie wypisujące „wykonuję”.</w:t>
+        <w:t>Utwórz klasę agenta klasa_2 na podstawie klasa_1 i dodaj zachowanie jednokrotnie wypisujące „wykonuję”.</w:t>
       </w:r>
     </w:p>
     <w:p>
@@ -429,10 +423,7 @@
         <w:jc w:val="both"/>
       </w:pPr>
       <w:r>
-        <w:t>Zachowanie typu OneShotBehaviour zostało wykonane dokładnie raz i wypisało „wykonuję” pomiędzy komunikatami startu i usunięcia agenta. Po jego wykonaniu agent wywołał doDelete(), więc zakończył działanie i wypisał „zaraz się u</w:t>
-      </w:r>
-      <w:r>
-        <w:t>sunę”.</w:t>
+        <w:t>Zachowanie typu OneShotBehaviour zostało wykonane dokładnie raz i wypisało „wykonuję” pomiędzy komunikatami startu i usunięcia agenta. Po jego wykonaniu agent wywołał doDelete(), więc zakończył działanie i wypisał „zaraz się usunę”.</w:t>
       </w:r>
     </w:p>
     <w:p>
@@ -624,17 +615,8 @@
           <w:i/>
           <w:iCs/>
         </w:rPr>
-        <w:t xml:space="preserve"> w </w:t>
-      </w:r>
-      <w:proofErr w:type="spellStart"/>
-      <w:r>
-        <w:rPr>
-          <w:i/>
-          <w:iCs/>
-        </w:rPr>
-        <w:t>Introspektorze</w:t>
-      </w:r>
-      <w:proofErr w:type="spellEnd"/>
+        <w:t xml:space="preserve"> w Introspektorze</w:t>
+      </w:r>
     </w:p>
     <w:p>
       <w:pPr>
@@ -647,16 +629,7 @@
         <w:jc w:val="both"/>
       </w:pPr>
       <w:r>
-        <w:t>Zachowanie typu CyclicBehaviour nig</w:t>
-      </w:r>
-      <w:r>
-        <w:t>dy się nie kończy, dlatego „wykonuję” jest wypisywane co sekundę aż do ręcznego usunięcia agenta. W Introspektorze w puli zachowań agenta agent3 widoczne jest jedno zachowanie</w:t>
-      </w:r>
-      <w:r>
-        <w:t xml:space="preserve"> klasa_3$1 typu CyclicBehaviour, a panele wiadomości są puste, ponieważ age</w:t>
-      </w:r>
-      <w:r>
-        <w:t>nt nie wysyła ani nie odbiera komunikatów.</w:t>
+        <w:t>Zachowanie typu CyclicBehaviour nigdy się nie kończy, dlatego „wykonuję” jest wypisywane co sekundę aż do ręcznego usunięcia agenta. W Introspektorze w puli zachowań agenta agent3 widoczne jest jedno zachowanie klasa_3$1 typu CyclicBehaviour, a panele wiadomości są puste, ponieważ agent nie wysyła ani nie odbiera komunikatów.</w:t>
       </w:r>
     </w:p>
     <w:p>
@@ -751,7 +724,21 @@
           <w:i/>
           <w:iCs/>
         </w:rPr>
-        <w:t xml:space="preserve"> klasa4</w:t>
+        <w:t xml:space="preserve"> klasa</w:t>
+      </w:r>
+      <w:r>
+        <w:rPr>
+          <w:i/>
+          <w:iCs/>
+        </w:rPr>
+        <w:t>_</w:t>
+      </w:r>
+      <w:r>
+        <w:rPr>
+          <w:i/>
+          <w:iCs/>
+        </w:rPr>
+        <w:t>4</w:t>
       </w:r>
     </w:p>
     <w:p>
@@ -776,10 +763,7 @@
       </w:pPr>
       <w:r>
         <w:lastRenderedPageBreak/>
-        <w:t>Zachowanie generyczne wykonało k</w:t>
-      </w:r>
-      <w:r>
-        <w:t>olejno trzy kroki, a po trzecim metoda done() zwróciła true i zachowanie zostało usunięte z puli. Agent działał dalej bez aktywnych zachowań, a komunikat „zaraz się usunę” pojawił się dopiero po jego ręcznym usunięciu.</w:t>
+        <w:t>Zachowanie generyczne wykonało kolejno trzy kroki, a po trzecim metoda done() zwróciła true i zachowanie zostało usunięte z puli. Agent działał dalej bez aktywnych zachowań, a komunikat „zaraz się usunę” pojawił się dopiero po jego ręcznym usunięciu.</w:t>
       </w:r>
     </w:p>
     <w:p>
@@ -797,10 +781,7 @@
         </w:numPr>
       </w:pPr>
       <w:r>
-        <w:t>Utwórz klasę agenta klasa_5 na podst</w:t>
-      </w:r>
-      <w:r>
-        <w:t>awie klasa_1 i dodaj zachowanie pobierające z klawiatury liczbę całkowitą</w:t>
+        <w:t>Utwórz klasę agenta klasa_5 na podstawie klasa_1 i dodaj zachowanie pobierające z klawiatury liczbę całkowitą</w:t>
       </w:r>
       <w:r>
         <w:t>. P</w:t>
@@ -886,7 +867,21 @@
           <w:i/>
           <w:iCs/>
         </w:rPr>
-        <w:t xml:space="preserve"> klasa5</w:t>
+        <w:t xml:space="preserve"> klasa</w:t>
+      </w:r>
+      <w:r>
+        <w:rPr>
+          <w:i/>
+          <w:iCs/>
+        </w:rPr>
+        <w:t>_</w:t>
+      </w:r>
+      <w:r>
+        <w:rPr>
+          <w:i/>
+          <w:iCs/>
+        </w:rPr>
+        <w:t>5</w:t>
       </w:r>
     </w:p>
     <w:p>
@@ -1048,7 +1043,21 @@
           <w:i/>
           <w:iCs/>
         </w:rPr>
-        <w:t xml:space="preserve"> klasa6</w:t>
+        <w:t xml:space="preserve"> klasa</w:t>
+      </w:r>
+      <w:r>
+        <w:rPr>
+          <w:i/>
+          <w:iCs/>
+        </w:rPr>
+        <w:t>_</w:t>
+      </w:r>
+      <w:r>
+        <w:rPr>
+          <w:i/>
+          <w:iCs/>
+        </w:rPr>
+        <w:t>6</w:t>
       </w:r>
     </w:p>
     <w:p>
@@ -1062,38 +1071,19 @@
         <w:jc w:val="both"/>
       </w:pPr>
       <w:r>
-        <w:t xml:space="preserve">Komunikat „zachowanie startuje” pochodzi z metody </w:t>
-      </w:r>
-      <w:proofErr w:type="spellStart"/>
-      <w:r>
-        <w:t>onStart</w:t>
-      </w:r>
-      <w:proofErr w:type="spellEnd"/>
-      <w:r>
-        <w:t xml:space="preserve">(), </w:t>
+        <w:t xml:space="preserve">Komunikat „zachowanie startuje” pochodzi z metody onStart(), </w:t>
       </w:r>
       <w:r>
         <w:t>która jest wywoływana</w:t>
       </w:r>
       <w:r>
-        <w:t xml:space="preserve"> </w:t>
-      </w:r>
-      <w:r>
-        <w:t xml:space="preserve">jeden raz przed pierwszym wykonaniem metody action(). Po podaniu liczby ujemnej </w:t>
+        <w:t xml:space="preserve"> jeden raz przed pierwszym wykonaniem metody action(). Po podaniu liczby ujemnej </w:t>
       </w:r>
       <w:r>
         <w:t xml:space="preserve">   </w:t>
       </w:r>
       <w:r>
-        <w:t xml:space="preserve">(-5) metoda </w:t>
-      </w:r>
-      <w:proofErr w:type="spellStart"/>
-      <w:r>
-        <w:t>done</w:t>
-      </w:r>
-      <w:proofErr w:type="spellEnd"/>
-      <w:r>
-        <w:t xml:space="preserve">() zwróciła true i przed usunięciem zachowania została wywołana metoda onEnd(), która wypisała „zachowanie zakończone”. </w:t>
+        <w:t xml:space="preserve">(-5) metoda done() zwróciła true i przed usunięciem zachowania została wywołana metoda onEnd(), która wypisała „zachowanie zakończone”. </w:t>
       </w:r>
     </w:p>
     <w:p>
@@ -1201,14 +1191,14 @@
           <w:i/>
           <w:iCs/>
         </w:rPr>
-        <w:t>R</w:t>
+        <w:t>Rys. 8. Informacje z konsoli</w:t>
       </w:r>
       <w:r>
         <w:rPr>
           <w:i/>
           <w:iCs/>
         </w:rPr>
-        <w:t>ys. 8. Informacje z konsoli</w:t>
+        <w:t xml:space="preserve"> klasa_7</w:t>
       </w:r>
     </w:p>
     <w:p>
@@ -1222,13 +1212,7 @@
         <w:jc w:val="both"/>
       </w:pPr>
       <w:r>
-        <w:t>Planista agenta wykonuje zachowania naprzemie</w:t>
-      </w:r>
-      <w:r>
-        <w:t>nnie, dlatego po pierwszym kroku zachowania generycznego wykonało się zachowanie „pierwsze” dodane w setup(), a następnie „drugie” dodane w trakcie pierwszego kroku. Dopiero potem zachowanie generyczne wykonało swój drugi i trzeci krok i zostało usunięte z</w:t>
-      </w:r>
-      <w:r>
-        <w:t xml:space="preserve"> puli.</w:t>
+        <w:t>Planista agenta wykonuje zachowania naprzemiennie, dlatego po pierwszym kroku zachowania generycznego wykonało się zachowanie „pierwsze” dodane w setup(), a następnie „drugie” dodane w trakcie pierwszego kroku. Dopiero potem zachowanie generyczne wykonało swój drugi i trzeci krok i zostało usunięte z puli.</w:t>
       </w:r>
     </w:p>
     <w:p>
@@ -1367,14 +1351,21 @@
           <w:i/>
           <w:iCs/>
         </w:rPr>
-        <w:t>R</w:t>
+        <w:t>Rys. 9. Informacje z konsoli klasa</w:t>
       </w:r>
       <w:r>
         <w:rPr>
           <w:i/>
           <w:iCs/>
         </w:rPr>
-        <w:t>ys. 9. Informacje z konsoli klasa8 – moment usunięcia zachowania b</w:t>
+        <w:t>_</w:t>
+      </w:r>
+      <w:r>
+        <w:rPr>
+          <w:i/>
+          <w:iCs/>
+        </w:rPr>
+        <w:t>8 – moment usunięcia zachowania b</w:t>
       </w:r>
     </w:p>
     <w:p>
@@ -1445,7 +1436,35 @@
           <w:i/>
           <w:iCs/>
         </w:rPr>
-        <w:t>Rys. 10. Informacje z konsoli klasa8 – moment usunięcia agenta</w:t>
+        <w:t>Rys. 10. Informacje z konsoli klasa</w:t>
+      </w:r>
+      <w:r>
+        <w:rPr>
+          <w:i/>
+          <w:iCs/>
+        </w:rPr>
+        <w:t>_</w:t>
+      </w:r>
+      <w:r>
+        <w:rPr>
+          <w:i/>
+          <w:iCs/>
+        </w:rPr>
+        <w:t xml:space="preserve">8 – moment </w:t>
+      </w:r>
+      <w:r>
+        <w:rPr>
+          <w:i/>
+          <w:iCs/>
+        </w:rPr>
+        <w:t>zatrzymania</w:t>
+      </w:r>
+      <w:r>
+        <w:rPr>
+          <w:i/>
+          <w:iCs/>
+        </w:rPr>
+        <w:t xml:space="preserve"> agenta</w:t>
       </w:r>
     </w:p>
     <w:p>
@@ -1515,23 +1534,7 @@
           <w:i/>
           <w:iCs/>
         </w:rPr>
-        <w:t xml:space="preserve">Rys. 11. Widok w </w:t>
-      </w:r>
-      <w:proofErr w:type="spellStart"/>
-      <w:r>
-        <w:rPr>
-          <w:i/>
-          <w:iCs/>
-        </w:rPr>
-        <w:t>Introspektorze</w:t>
-      </w:r>
-      <w:proofErr w:type="spellEnd"/>
-      <w:r>
-        <w:rPr>
-          <w:i/>
-          <w:iCs/>
-        </w:rPr>
-        <w:t xml:space="preserve"> agent8</w:t>
+        <w:t>Rys. 11. Widok w Introspektorze agent8</w:t>
       </w:r>
     </w:p>
     <w:p>
@@ -1545,10 +1548,7 @@
         <w:jc w:val="both"/>
       </w:pPr>
       <w:r>
-        <w:t>Zachowania typu TickerBehaviour wypisywały komunikaty co 2 i 5 sekund, a zachowania typu WakerBehaviour po 50 sekundach usunęły zachowanie „duży tick”, a po 100 sekundach wywołały doDelete(), co zakończyło się komunikatem „zaraz się usunę”. W Introspektorz</w:t>
-      </w:r>
-      <w:r>
-        <w:t>e w puli agenta agent8 widoczne są cztery zachowania – dwa typu TickerBehaviour i dwa typu WakerBehaviour – a agent pozostaje w stanie Idle, ponieważ między kolejnymi tickami czeka na upływ czasu.</w:t>
+        <w:t>Zachowania typu TickerBehaviour wypisywały komunikaty co 2 i 5 sekund, a zachowania typu WakerBehaviour po 50 sekundach usunęły zachowanie „duży tick”, a po 100 sekundach wywołały doDelete(), co zakończyło się komunikatem „zaraz się usunę”. W Introspektorze w puli agenta agent8 widoczne są cztery zachowania – dwa typu TickerBehaviour i dwa typu WakerBehaviour – a agent pozostaje w stanie Idle, ponieważ między kolejnymi tickami czeka na upływ czasu.</w:t>
       </w:r>
     </w:p>
     <w:p>
@@ -1574,10 +1574,7 @@
         <w:jc w:val="both"/>
       </w:pPr>
       <w:r>
-        <w:t xml:space="preserve">Działanie agenta w JADE definiuje się jako zestaw </w:t>
-      </w:r>
-      <w:r>
-        <w:t>zachowań, które planista agenta wykonuje naprzemiennie, a metody setup() i takeDown() pozwalają obsłużyć początek i koniec życia agenta.</w:t>
+        <w:t>Działanie agenta w JADE definiuje się jako zestaw zachowań, które planista agenta wykonuje naprzemiennie, a metody setup() i takeDown() pozwalają obsłużyć początek i koniec życia agenta.</w:t>
       </w:r>
     </w:p>
     <w:p>
@@ -1595,10 +1592,7 @@
         <w:jc w:val="both"/>
       </w:pPr>
       <w:r>
-        <w:t>Zachowania TickerBehaviour i WakerBehaviour pozwalają wykonywać działania cykl</w:t>
-      </w:r>
-      <w:r>
-        <w:t>icznie co zadany czas lub jednorazowo po upływie określonego czasu.</w:t>
+        <w:t>Zachowania TickerBehaviour i WakerBehaviour pozwalają wykonywać działania cyklicznie co zadany czas lub jednorazowo po upływie określonego czasu.</w:t>
       </w:r>
     </w:p>
     <w:p>
